--- a/1부5화_Lo_stagista_della_fabbrica.docx
+++ b/1부5화_Lo_stagista_della_fabbrica.docx
@@ -297,7 +297,7 @@
           <w:color w:val="808080"/>
           <w:sz w:val="36"/>
         </w:rPr>
-        <w:t>앉아요, 뭐 좀 갖다 줄게요.</w:t>
+        <w:t>앉아, 뭐 좀 갖다줄게.</w:t>
       </w:r>
     </w:p>
     <w:p>
@@ -357,7 +357,7 @@
           <w:color w:val="808080"/>
           <w:sz w:val="36"/>
         </w:rPr>
-        <w:t>빈속으로는 생각을 잘 못해요.</w:t>
+        <w:t>빈속으로는 생각이 잘 안 돼.</w:t>
       </w:r>
     </w:p>
     <w:p>
@@ -417,7 +417,7 @@
           <w:color w:val="808080"/>
           <w:sz w:val="36"/>
         </w:rPr>
-        <w:t>사령관들도 싸우기 전엔 밥을 먹었지.</w:t>
+        <w:t>용병대장들도 싸우기 전엔 식사를 했습니다.</w:t>
       </w:r>
     </w:p>
     <w:p>
@@ -477,7 +477,7 @@
           <w:color w:val="808080"/>
           <w:sz w:val="36"/>
         </w:rPr>
-        <w:t>일이란 전쟁이야, 아가씨.</w:t>
+        <w:t>일이란 전쟁입니다, 아가씨.</w:t>
       </w:r>
     </w:p>
     <w:p>
@@ -507,7 +507,7 @@
           <w:color w:val="808080"/>
           <w:sz w:val="36"/>
         </w:rPr>
-        <w:t>전쟁 그만, 오늘은 토마토 파스타예요.</w:t>
+        <w:t>전쟁 얘기는 그만, 오늘은 토마토 파스타야.</w:t>
       </w:r>
     </w:p>
     <w:p>
@@ -687,7 +687,7 @@
           <w:color w:val="808080"/>
           <w:sz w:val="36"/>
         </w:rPr>
-        <w:t>왔네요, 그 청년이 왔어요.</w:t>
+        <w:t>왔네, 그 청년이 왔어.</w:t>
       </w:r>
     </w:p>
     <w:p>
@@ -810,7 +810,7 @@
           <w:color w:val="1A1A1A"/>
           <w:sz w:val="44"/>
         </w:rPr>
-        <w:t xml:space="preserve">   Nessun problema, ci racconti tutto con calma.</w:t>
+        <w:t xml:space="preserve">   Nessun problema, raccontaci tutto con calma.</w:t>
       </w:r>
     </w:p>
     <w:p>
@@ -820,7 +820,7 @@
           <w:color w:val="808080"/>
           <w:sz w:val="36"/>
         </w:rPr>
-        <w:t>괜찮아요, 천천히 다 말씀해 주세요.</w:t>
+        <w:t>괜찮아요, 천천히 다 얘기해 봐요.</w:t>
       </w:r>
     </w:p>
     <w:p>
@@ -1260,7 +1260,7 @@
           <w:color w:val="1A1A1A"/>
           <w:sz w:val="44"/>
         </w:rPr>
-        <w:t xml:space="preserve">   Non arrivano in tempo? Mi faccia vedere le buste paga.</w:t>
+        <w:t xml:space="preserve">   Non arrivano in tempo? Fammi vedere le buste paga.</w:t>
       </w:r>
     </w:p>
     <w:p>
@@ -1320,7 +1320,7 @@
           <w:color w:val="1A1A1A"/>
           <w:sz w:val="44"/>
         </w:rPr>
-        <w:t xml:space="preserve">   Fammi vedere le carte, ci penso io.</w:t>
+        <w:t xml:space="preserve">   Dammi le carte, ci penso io.</w:t>
       </w:r>
     </w:p>
     <w:p>
@@ -1330,7 +1330,7 @@
           <w:color w:val="808080"/>
           <w:sz w:val="36"/>
         </w:rPr>
-        <w:t>서류 보여줘요, 제가 볼게요.</w:t>
+        <w:t>서류 줘요, 제가 볼게요.</w:t>
       </w:r>
     </w:p>
     <w:p>
@@ -1360,7 +1360,7 @@
           <w:color w:val="808080"/>
           <w:sz w:val="36"/>
         </w:rPr>
-        <w:t>그 사이 커피 마셔요, 진정되게.</w:t>
+        <w:t>그동안 커피 마셔, 진정되게.</w:t>
       </w:r>
     </w:p>
     <w:p>
@@ -1650,7 +1650,7 @@
           <w:color w:val="1A1A1A"/>
           <w:sz w:val="44"/>
         </w:rPr>
-        <w:t xml:space="preserve">   Sì... uno stage che non è mai finito bene.</w:t>
+        <w:t xml:space="preserve">   Sì... uno stage che è finito male.</w:t>
       </w:r>
     </w:p>
     <w:p>
@@ -1690,7 +1690,7 @@
           <w:color w:val="808080"/>
           <w:sz w:val="36"/>
         </w:rPr>
-        <w:t>그럼 제 기분을 좀 아실지도 모르겠네요.</w:t>
+        <w:t>그럼 제 기분 좀 알겠네요, 아마.</w:t>
       </w:r>
     </w:p>
     <w:p>
@@ -1750,7 +1750,7 @@
           <w:color w:val="808080"/>
           <w:sz w:val="36"/>
         </w:rPr>
-        <w:t>이 사무실에서는 아무도 혼자가 아니에요.</w:t>
+        <w:t>이 사무실에선 아무도 혼자가 아니야.</w:t>
       </w:r>
     </w:p>
     <w:p>
@@ -2023,7 +2023,7 @@
           <w:color w:val="1A1A1A"/>
           <w:sz w:val="44"/>
         </w:rPr>
-        <w:t xml:space="preserve">   Chiara! Parla come se avesse cinque anni, per favore.</w:t>
+        <w:t xml:space="preserve">   Chiara! Gli parli come a un bambino di cinque anni, per favore.</w:t>
       </w:r>
     </w:p>
     <w:p>
@@ -2033,7 +2033,7 @@
           <w:color w:val="808080"/>
           <w:sz w:val="36"/>
         </w:rPr>
-        <w:t>키아라! 제발 다섯 살짜리한테 말하듯 해줘요.</w:t>
+        <w:t>키아라! 제발 저분한테 다섯 살짜리한테 하듯 말해 주세요.</w:t>
       </w:r>
     </w:p>
     <w:p>
@@ -2063,7 +2063,7 @@
           <w:color w:val="808080"/>
           <w:sz w:val="36"/>
         </w:rPr>
-        <w:t>알았어, 알았어. 당신 계약서를 법과 비교해 봐요.</w:t>
+        <w:t>알았어, 알았어. 계약서를 법이랑 비교해 봐요.</w:t>
       </w:r>
     </w:p>
     <w:p>
@@ -2393,7 +2393,7 @@
           <w:color w:val="808080"/>
           <w:sz w:val="36"/>
         </w:rPr>
-        <w:t>네, 맞아요. 당신이 배우는 척하는 거예요.</w:t>
+        <w:t>네, 맞아요. 회사가 당신이 뭔가 배우고 있는 척 꾸미는 거예요.</w:t>
       </w:r>
     </w:p>
     <w:p>
@@ -2573,7 +2573,7 @@
           <w:color w:val="808080"/>
           <w:sz w:val="36"/>
         </w:rPr>
-        <w:t>보세요? 천천히 하면, 다 이해돼요.</w:t>
+        <w:t>봐요? 천천히 하면, 다 이해돼요.</w:t>
       </w:r>
     </w:p>
     <w:p>
@@ -2633,7 +2633,7 @@
           <w:color w:val="808080"/>
           <w:sz w:val="36"/>
         </w:rPr>
-        <w:t>소피아는 늘 잘 통역해요, 재주가 있어요.</w:t>
+        <w:t>소피아는 늘 잘 풀어서 말해 줘, 똑똑한 애야.</w:t>
       </w:r>
     </w:p>
     <w:p>
@@ -2663,7 +2663,7 @@
           <w:color w:val="808080"/>
           <w:sz w:val="36"/>
         </w:rPr>
-        <w:t>어려운 말은 종종 약한 권력을 감춰.</w:t>
+        <w:t>어려운 말은 종종 약한 권력을 감춥니다.</w:t>
       </w:r>
     </w:p>
     <w:p>
@@ -2996,7 +2996,7 @@
           <w:color w:val="1A1A1A"/>
           <w:sz w:val="44"/>
         </w:rPr>
-        <w:t xml:space="preserve">   In teoria, ma nella pratica succede sempre.</w:t>
+        <w:t xml:space="preserve">   In teoria sì, ma in pratica succede sempre.</w:t>
       </w:r>
     </w:p>
     <w:p>
@@ -3006,7 +3006,7 @@
           <w:color w:val="808080"/>
           <w:sz w:val="36"/>
         </w:rPr>
-        <w:t>이론상은요, 근데 실제로는 늘 그래요.</w:t>
+        <w:t>이론상으론 그렇죠, 근데 실제로는 늘 그래요.</w:t>
       </w:r>
     </w:p>
     <w:p>
@@ -3036,7 +3036,7 @@
           <w:color w:val="808080"/>
           <w:sz w:val="36"/>
         </w:rPr>
-        <w:t>얘야, 여기엔 도와줄 사람들이 있어요.</w:t>
+        <w:t>얘야, 여기엔 널 도와줄 사람들이 있어.</w:t>
       </w:r>
     </w:p>
     <w:p>
@@ -3336,7 +3336,7 @@
           <w:color w:val="808080"/>
           <w:sz w:val="36"/>
         </w:rPr>
-        <w:t>혼자인 군주는 무너지고, 무리는 버텨.</w:t>
+        <w:t>혼자인 군주는 무너지고, 무리는 버팁니다.</w:t>
       </w:r>
     </w:p>
     <w:p>
@@ -3396,7 +3396,7 @@
           <w:color w:val="808080"/>
           <w:sz w:val="36"/>
         </w:rPr>
-        <w:t>좋아요, 그럼 정해졌네요. 우리가 도와줄게요.</w:t>
+        <w:t>좋아, 그럼 정해졌네. 우리가 도와줄게.</w:t>
       </w:r>
     </w:p>
     <w:p>
@@ -3499,7 +3499,7 @@
           <w:color w:val="808080"/>
           <w:sz w:val="36"/>
         </w:rPr>
-        <w:t>근데 이제 먹어요, 가기 전에.</w:t>
+        <w:t>근데 이제 먹고 가, 가기 전에.</w:t>
       </w:r>
     </w:p>
     <w:p>
@@ -3559,7 +3559,7 @@
           <w:color w:val="808080"/>
           <w:sz w:val="36"/>
         </w:rPr>
-        <w:t>빈속으로는 잘 싸울 수 없어요, 기억하죠?</w:t>
+        <w:t>빈속으로는 잘 못 싸워, 기억하지?</w:t>
       </w:r>
     </w:p>
     <w:p>
@@ -3889,7 +3889,7 @@
           <w:color w:val="808080"/>
           <w:sz w:val="36"/>
         </w:rPr>
-        <w:t>내일은 또 다른 싸움의 날이에요.</w:t>
+        <w:t>내일은 또 싸우는 날이야.</w:t>
       </w:r>
     </w:p>
     <w:p>
